--- a/klagomål/A 42411-2026 FSC-klagomål.docx
+++ b/klagomål/A 42411-2026 FSC-klagomål.docx
@@ -163,7 +163,7 @@
         <w:pStyle w:val="Title"/>
       </w:pPr>
       <w:r>
-        <w:t>Inledande FSC- /PEFC-klagomål – information om höga naturvärden i avverkningsanmälan A 42411-2026 i Gotlands kommun</w:t>
+        <w:t>Inledande FSC- /PEFC-klagomål – information om höga naturvärden och fridlysta arter i avverkningsanmälan A 42411-2026 i Gotlands kommun</w:t>
       </w:r>
     </w:p>
     <w:p>
@@ -178,7 +178,7 @@
       <w:r>
         <w:drawing>
           <wp:inline xmlns:a="http://schemas.openxmlformats.org/drawingml/2006/main" xmlns:pic="http://schemas.openxmlformats.org/drawingml/2006/picture">
-            <wp:extent cx="5486400" cy="5318603"/>
+            <wp:extent cx="5299663" cy="5724000"/>
             <wp:docPr id="1" name="Picture 1"/>
             <wp:cNvGraphicFramePr>
               <a:graphicFrameLocks noChangeAspect="1"/>
@@ -199,7 +199,7 @@
                   <pic:spPr>
                     <a:xfrm>
                       <a:off x="0" y="0"/>
-                      <a:ext cx="5486400" cy="5318603"/>
+                      <a:ext cx="5299663" cy="5724000"/>
                     </a:xfrm>
                     <a:prstGeom prst="rect"/>
                   </pic:spPr>
@@ -216,12 +216,12 @@
         <w:spacing w:after="240"/>
       </w:pPr>
       <w:r>
-        <w:t>Figur 1. Fyndplatser för naturvårdsarter i och inom 20 meter från avverkningsanmälan. Markörer utan svart kant är placerade på fyndplatsen. Markörer med svart kant är placerade vid sidan av fyndplatsen och har ett svart streck som visar fyndplatsens exakta position. Kartans mittpunktskoordinat är N 6418165, E 720125 i SWEREF 99 TM.</w:t>
+        <w:t>Figur 1. Fyndplatser för naturvårdsarter i och inom 25 meter från avverkningsanmälan. Markörer utan svart kant är placerade på fyndplatsen. Markörer med svart kant är placerade vid sidan av fyndplatsen och har ett svart streck som visar fyndplatsens exakta position. Kartans mittpunktskoordinat är N 6418165, E 720125 i SWEREF 99 TM.</w:t>
       </w:r>
     </w:p>
     <w:p>
       <w:r>
-        <w:t>I och inom 20 meter från avverkningsanmälan finns fynd av 7 naturvårdsarter, varav 5 är rödlistade, 1 är typisk (T) och 2 är signalarter (S): granrotspindling (VU), pluggtrattskivling (VU), ädellav (VU, T), odörspindling (NT), orangepudrad klotterlav (NT), brandmusseron (S) och kragjordstjärna (S). Se Figur 1.</w:t>
+        <w:t>I och inom 25 meter från avverkningsanmälan finns fynd av 25 naturvårdsarter, varav 19 är rödlistade, 1 är fridlyst, 6 är typiska (T) och 5 är signalarter (S): duvspindling (VU), granrotspindling (VU), gulsträngad fagerspindling (VU), pluggtrattskivling (VU), svartgrön spindling (VU), trollspindling (VU), vit taggsvamp (VU), ädellav (VU, T), blå slemspindling (NT, T), blå taggsvamp (NT, T), fjällig taggsvamp s.str. (NT), flattoppad klubbsvamp (NT), odörspindling (NT), orangepudrad klotterlav (NT), rödfläckig zontaggsvamp (NT), svart taggsvamp (NT), sårläka (NT, T), vårärt (NT, T), äggspindling (NT), anisspindling (S), brandmusseron (S), fransig jordstjärna (S), kragjordstjärna (S), nästrot (S, §8) och kransmossa (T). Se Figur 1.</w:t>
       </w:r>
     </w:p>
     <w:p>
@@ -252,6 +252,17 @@
         <w:rPr>
           <w:b/>
         </w:rPr>
+        <w:t>Duvspindling (VU)</w:t>
+      </w:r>
+      <w:r>
+        <w:t xml:space="preserve"> bildar mykorrhiza med tall och förmodligen även gran i torr, kalkrik barrskog. Arten är placerad högst upp i Skogsstyrelsens värdepyramid för bedömning av skog med höga naturvärden och utgör en mycket bra indikator på skyddsvärd kalktallskog av sydöstlig typ. Kalavverkning, markberedning och markavvattning utgör de främsta hoten (SLU Artdatabanken, 2024; Nitare &amp; Skogsstyrelsen, 2019).</w:t>
+      </w:r>
+    </w:p>
+    <w:p>
+      <w:r>
+        <w:rPr>
+          <w:b/>
+        </w:rPr>
         <w:t xml:space="preserve">Granrotspindling (VU) </w:t>
       </w:r>
       <w:r>
@@ -272,6 +283,17 @@
         <w:rPr>
           <w:b/>
         </w:rPr>
+        <w:t>Gulsträngad fagerspindling (VU)</w:t>
+      </w:r>
+      <w:r>
+        <w:t>, som bildar mykorrhiza med tall och gran i luckig kalkbarrskog, har sin huvudsakliga utbredning på Gotland samt enstaka fynd på norra Öland. Arten är placerad högst upp i Skogsstyrelsens värdepyramid för bedömning av skog med höga naturvärden och hotas av slutavverkningar av äldre kontinuitetsbarrskog. Lokaler med arten måste skyddas från avverkning och kalkbrytning. Gulsträngad fagerspindling är globalt rödlistad som sårbar (VU) vilket innebär att Sverige har ett internationellt ansvar för arten (SLU Artdatabanken, 2024; Nitare &amp; Skogsstyrelsen, 2019; IUCN, 2019).</w:t>
+      </w:r>
+    </w:p>
+    <w:p>
+      <w:r>
+        <w:rPr>
+          <w:b/>
+        </w:rPr>
         <w:t>Pluggtrattskivling (VU)</w:t>
       </w:r>
       <w:r>
@@ -292,6 +314,39 @@
         <w:rPr>
           <w:b/>
         </w:rPr>
+        <w:t>Svartgrön spindling (VU)</w:t>
+      </w:r>
+      <w:r>
+        <w:t>, som bildar mykorrhiza med gran och tall i ängsgranskog och barrblandskog på kalkrik mark, har i Sverige sin huvudsakliga utbredning på Gotland. Arten är placerad högst upp i Skogsstyrelsens värdepyramid för bedömning av skog med höga naturvärden och den missgynnas av intensivt skogsbruk och kalavverkningar. Svartgrön spindling är globalt rödlistad som nära hotad (NT) vilket innebär att Sverige har ett internationellt ansvar för arten (SLU Artdatabanken, 2024; Nitare &amp; Skogsstyrelsen, 2019; IUCN, 2019).</w:t>
+      </w:r>
+    </w:p>
+    <w:p>
+      <w:r>
+        <w:rPr>
+          <w:b/>
+        </w:rPr>
+        <w:t>Trollspindling (VU)</w:t>
+      </w:r>
+      <w:r>
+        <w:t xml:space="preserve"> är en ytterst sällsynt ädelspindling som bildar mykorrhiza med tall och gran i ljusöppen och luckig kalkbarrskog. Främsta hotet är rationellt skogsbruk med slutavverkning eller andra avverkningar. Skydda kända lokaler formellt och om svampen påträffas på nya lokaler bör även dessa skyddas (SLU Artdatabanken, 2026).</w:t>
+      </w:r>
+    </w:p>
+    <w:p>
+      <w:r>
+        <w:rPr>
+          <w:b/>
+        </w:rPr>
+        <w:t xml:space="preserve">Vit taggsvamp (VU) </w:t>
+      </w:r>
+      <w:r>
+        <w:t>bildar mykorrhiza med gran och tall i äldre ängsgranskog och hällmarksbarrskog på kalkrik mark. Kända aktuella lokaler finns endast på Gotland. Det främsta hotet mot arten är avverkning av dess värdträd gran och tall och kända lokaler bör undantas från avverkning för att säkra att dessa hålls intakta (SLU Artdatabanken, 2024).</w:t>
+      </w:r>
+    </w:p>
+    <w:p>
+      <w:r>
+        <w:rPr>
+          <w:b/>
+        </w:rPr>
         <w:t xml:space="preserve">Ädellav (VU) </w:t>
       </w:r>
       <w:r>
@@ -321,6 +376,68 @@
         <w:rPr>
           <w:b/>
         </w:rPr>
+        <w:t>Blå slemspindling (NT)</w:t>
+      </w:r>
+      <w:r>
+        <w:t xml:space="preserve"> är en mykorrhizasvamp som förekommer i kalkgranskogar med välutvecklade mossmattor och ett örtrikt fältskikt. Den växer även på rik mark i ädellövskog under bok, ek. lind och hassel. Växtplatserna har ofta hög luftfuktighet och ligger gärna i anslutning till en bäck eller ett fuktdråg där marken inte blir helt uttorkad under sommaren. Arten signalerar höga naturvärden och växer ofta tillsammans med många andra ovanliga och rödlistade arter. Den totala populationen i landet bedöms ha minskat och väntas fortsätta minska, främst till följd av avverkning av kalkbarrskogar. Blå slemspindling är typisk art för </w:t>
+      </w:r>
+      <w:r>
+        <w:rPr>
+          <w:i/>
+        </w:rPr>
+        <w:t xml:space="preserve">9050 Näringsrik granskog </w:t>
+      </w:r>
+      <w:r>
+        <w:t>(SLU Artdatabanken, 2026; Nitare &amp; Skogsstyrelsen, 2019).</w:t>
+      </w:r>
+    </w:p>
+    <w:p>
+      <w:r>
+        <w:rPr>
+          <w:b/>
+        </w:rPr>
+        <w:t xml:space="preserve">Blå taggsvamp (NT) </w:t>
+      </w:r>
+      <w:r>
+        <w:t xml:space="preserve">är en karaktärsart i såväl örtrika kalkbarrskogar som i torra sandtallskogar där det föreligger gammal skog med långvarig trädkontinuitet. Är sällsynt och mycket kravfull i södra och mellersta Sverige. Den hotas främst av skogsavverkning och tycks försvinna efter slutavverkning, markberedning och plantering. I kalkgranskogar verkar arten vara mycket känslig. Granskogar med arten bör formellt skydddas. Blå taggsvamp (NT) är typisk art för </w:t>
+      </w:r>
+      <w:r>
+        <w:rPr>
+          <w:i/>
+        </w:rPr>
+        <w:t>9010 Taiga</w:t>
+      </w:r>
+      <w:r>
+        <w:t xml:space="preserve"> (SLU Artdatabanken, 2024; Nitare &amp; Skogsstyrelsen, 2019).</w:t>
+      </w:r>
+    </w:p>
+    <w:p>
+      <w:r>
+        <w:rPr>
+          <w:b/>
+        </w:rPr>
+        <w:t>Fjällig taggsvamp s.str. (NT)</w:t>
+      </w:r>
+      <w:r>
+        <w:t xml:space="preserve"> bildar mykorrhiza med gran i granskog och barrblandskog, främst på frisk näringsrik mark i äldre skog med lång trädkontinuitet. Den totala populationen i landet har minskat och bedöms fortsätta minska till följd av avverkning av äldre barrskogar. Minskningstakten för den svenska populationen bedöms vara nära gränsvärdet för sårbar (VU) (SLU Artdatabanken, 2026).</w:t>
+      </w:r>
+    </w:p>
+    <w:p>
+      <w:r>
+        <w:rPr>
+          <w:b/>
+        </w:rPr>
+        <w:t xml:space="preserve">Flattoppad klubbsvamp (NT) </w:t>
+      </w:r>
+      <w:r>
+        <w:t>bildar mykorrhiza med gran och växer i äldre barrskog på näringsrik, kalkpåverkad mark. Växtmiljön utgörs vanligen av örtrika granskogar med höga naturvärden, gärna påverkade av ytligt och rörligt markvatten. Svampen kräver välutvecklade gamla mossmattor med konstant fuktigt mikroklimat och hotas främst av slutavverkning av äldre ängsgranskogar på näringsrik mark. Artens lokaler bör undantas från skogsbruk (SLU Artdatabanken, 2024).</w:t>
+      </w:r>
+    </w:p>
+    <w:p>
+      <w:r>
+        <w:rPr>
+          <w:b/>
+        </w:rPr>
         <w:t>Odörspindling (NT)</w:t>
       </w:r>
       <w:r>
@@ -336,6 +453,126 @@
       </w:r>
       <w:r>
         <w:t xml:space="preserve"> växer på ved och bark av bok, men även andra lövträd, i skogar och bryn med hög luftfuktighet. Arten förekommer mest i fuktiga och skuggiga, slutna skogar, raviner och branter, oftast på mycket gamla, helt eller delvis döda träd med blottad ved. Den kan även finnas på lite öppnare lokaler men är bunden till skog och lövängar med lång kontinuitet. I Mellansverige växer den i gamla ädellövsskogar med hög luftfuktighet vid basen av lövträd. Arten växer ofta tillsammans med flera andra rödlistade lavar. På lokaler med arten får inte ljus- och fuktighetsförhållanden ändras eller den skogliga kontinuiteten brytas (SLU Artdatabanken, 2026).</w:t>
+      </w:r>
+    </w:p>
+    <w:p>
+      <w:r>
+        <w:rPr>
+          <w:b/>
+        </w:rPr>
+        <w:t>Rödfläckig zontaggsvamp (NT)</w:t>
+      </w:r>
+      <w:r>
+        <w:t xml:space="preserve"> bildar mykorrhiza med gran i barrskog på kalkrik eller annan basiskt påverkad mark. Den totala populationen i landet har minskat och bedöms fortsätta minska till följd av avverkning av äldre kalkbarrskog. Det finns inga indikationer på att arten långsiktigt kan etablera eller reproducera sig i skogsbestånd som brukas med trakthyggesmetoder, markberedning, gödsling eller föryngring med förädlat plantmaterial (SLU Artdatabanken, 2026).</w:t>
+      </w:r>
+    </w:p>
+    <w:p>
+      <w:r>
+        <w:rPr>
+          <w:b/>
+        </w:rPr>
+        <w:t>Svart taggsvamp (NT)</w:t>
+      </w:r>
+      <w:r>
+        <w:t xml:space="preserve"> bildar mykorrhiza med tall, möjligen även med gran, i barrskog på kalkrik eller annan basiskt påverkad mark. Den totala populationen i landet har minskat och bedöms fortsätta minska till följd av avverkning av kalkbarrskogar. Arten har begränsad förmåga att återetablera sig efter slutavverkning eller andra storskaliga skogsbruksåtgärder. Det finns inga indikationer på att arten långsiktigt kan etablera eller reproducera sig i skogsbestånd som brukas med trakthyggesmetoder, markberedning, gödsling eller föryngring med förädlat plantmaterial. Minskningstakten uppgår till 25 (15–50) % inom 50 år och bedöms vara nära gränsvärdet för sårbar (VU) (SLU Artdatabanken, 2026).</w:t>
+      </w:r>
+    </w:p>
+    <w:p>
+      <w:r>
+        <w:rPr>
+          <w:b/>
+        </w:rPr>
+        <w:t>Sårläka (NT)</w:t>
+      </w:r>
+      <w:r>
+        <w:t xml:space="preserve"> växer på mullrik mark i skuggiga eller halvskuggiga lövskogar och lundar men också i örtrika kalkbarrskogar. Arten ingår i en exklusiv lundflora som bara uppträder i de allra rikaste kalkbarrskogarna söder om den biologiska norrlandsgränsen. I ädellövskogar och lundar är den också knuten till områden med en mycket rik mångfald av naturvårdsarter. Enligt Riksskogstaxeringens data förefaller den ha minskat kraftigt (&gt;50%) vilket troligen kan förklaras av det storskaliga skogsbruket med kalhyggen. Sårläka är typisk art för </w:t>
+      </w:r>
+      <w:r>
+        <w:rPr>
+          <w:i/>
+        </w:rPr>
+        <w:t xml:space="preserve">9050 Näringsrik granskog, 9020 Nordlig ädellövskog, 9130 Näringsrik bokskog </w:t>
+      </w:r>
+      <w:r>
+        <w:t xml:space="preserve">och </w:t>
+      </w:r>
+      <w:r>
+        <w:rPr>
+          <w:i/>
+        </w:rPr>
+        <w:t>9160 Näringsrik ekskog</w:t>
+      </w:r>
+      <w:r>
+        <w:t xml:space="preserve"> samt värdväxt för den rödlistade fjärilen sårläkeplattmal (NT) (SLU Artdatabanken, 2026; Nitare &amp; Skogsstyrelsen, 2019).</w:t>
+      </w:r>
+    </w:p>
+    <w:p>
+      <w:r>
+        <w:rPr>
+          <w:b/>
+        </w:rPr>
+        <w:t>Vårärt (NT)</w:t>
+      </w:r>
+      <w:r>
+        <w:t xml:space="preserve"> är en kalkgynnad mullväxt som är knuten till rik lundartad vegetation och har sin huvudsakliga förekomst i sydliga kalklövskogar, lövängen och hässlen. Den har även viktiga förekomster av reliktkaraktär i örtrika kalkgranskogar på frisk eller något fuktig mark i mellersta Sverige. Vårärt är en extra betydelsefull signalart i boreala och boreonemorala kalkgranskogar, då dessa förekomster nu är starkt fragmenterade och troligen visar på en flertusenårig ekologisk kontinuitet där spridning och etablering kan ha skett under postglaciala värmetiden. Arten tål inte dagens storskaliga skogsbruksmetoder och den kommer in på rödlistan för första gången 2025 till följd av en kraftig minskning (&gt;50%) i Riksskogstaxeringens data. Vårärt är typisk art för </w:t>
+      </w:r>
+      <w:r>
+        <w:rPr>
+          <w:i/>
+        </w:rPr>
+        <w:t xml:space="preserve">9050 Näringsrik granskog, 9020 Nordlig ädellövskog, 9160 Näringsrik ekskog </w:t>
+      </w:r>
+      <w:r>
+        <w:t xml:space="preserve">och </w:t>
+      </w:r>
+      <w:r>
+        <w:rPr>
+          <w:i/>
+        </w:rPr>
+        <w:t>9180 Ädellövskog i branter</w:t>
+      </w:r>
+      <w:r>
+        <w:t xml:space="preserve"> (Nitare &amp; Skogsstyrelsen, 2019; SLU Artdatabanken, 2026).</w:t>
+      </w:r>
+    </w:p>
+    <w:p>
+      <w:r>
+        <w:rPr>
+          <w:b/>
+        </w:rPr>
+        <w:t xml:space="preserve">Äggspindling (NT) </w:t>
+      </w:r>
+      <w:r>
+        <w:t>bildar mykorrhiza med gran i äldre ängsgranskog på kalkrik mark och kräver sannolikt lång kontinuitet av äldre träd. Arten bedöms ha minskat med mer än 15 % över de senaste 50 åren, p.g.a. slutavverkning av äldre skog och minskningstakten för den svenska populationen bedöms vara nära gränsvärdet för Sårbar (VU). (A2c+3c+4c). På artens växtplatser måste skogsbruk ske med stor försiktighet eftersom de ofta innehåller ett stort antal sällsynta och hotade arter. Lokaler med rika förekomster bör betraktas som nyckelbiotoper och helt undantas från avverkning. Äggspindling är globalt rödlistad som nära hotad (NT) vilket innebär att Sverige har ett internationellt ansvar för arten (SLU Artdatabanken, 2024; Nitare &amp; Skogsstyrelsen, 2019; IUCN, 2019).</w:t>
+      </w:r>
+    </w:p>
+    <w:p>
+      <w:r>
+        <w:rPr>
+          <w:b/>
+        </w:rPr>
+        <w:t>Kransmossa</w:t>
+      </w:r>
+      <w:r>
+        <w:t xml:space="preserve"> är typisk art för </w:t>
+      </w:r>
+      <w:r>
+        <w:rPr>
+          <w:i/>
+        </w:rPr>
+        <w:t xml:space="preserve">9050 Näringsrik granskog </w:t>
+      </w:r>
+      <w:r>
+        <w:t xml:space="preserve">och </w:t>
+      </w:r>
+      <w:r>
+        <w:rPr>
+          <w:i/>
+        </w:rPr>
+        <w:t xml:space="preserve">6170 Alpina kalkgräsmarker </w:t>
+      </w:r>
+      <w:r>
+        <w:t>(SLU Artdatabanken, 2025).</w:t>
       </w:r>
     </w:p>
     <w:p>
@@ -407,10 +644,18 @@
         <w:rPr>
           <w:b/>
         </w:rPr>
-        <w:t xml:space="preserve">6.4.3 </w:t>
-      </w:r>
-      <w:r>
-        <w:t>Bevarandeåtgärder genomförs för de kända förekomster av rödlistade arter som påverkas av skogsbruk.</w:t>
+        <w:t xml:space="preserve">6.4.1 </w:t>
+      </w:r>
+      <w:r>
+        <w:t>Följande biotoper undantas från alla skogsbruksåtgärder, förutom åtgärder påkallade för att bevara eller främja biotopens naturliga eller hävdbetingade biologiska mångfald:</w:t>
+      </w:r>
+    </w:p>
+    <w:p>
+      <w:pPr>
+        <w:ind w:left="357"/>
+      </w:pPr>
+      <w:r>
+        <w:t>b) nyckelbiotoper enligt Skogsstyrelsens definition och metod (1995)</w:t>
       </w:r>
     </w:p>
     <w:p>
@@ -428,7 +673,36 @@
         <w:rPr>
           <w:i/>
         </w:rPr>
-        <w:t>I det avverkningsanmälda skogsområdet har 7 naturvårdsarter varav 5 rödlistade arter sina livsmiljöer och växtplatser.</w:t>
+        <w:t>I det avverkningsanmälda skogsområdet har 24 rödlistade arter och signalarter påträffats. Detta ska jämföras med Skogsstyrelsens uppföljning 2017 av nyckelbiotoper som visade att man i genomsnitt hittar 20,6 olika rödlistade arter och signalarter i en nyckelbiotop (Wijk, S. 2017. Biologisk mångfald i nyckelbiotoper – Resultat från inventeringen “Uppföljning biologisk mångfald” 2009–2015. Rapport 4/2017 Skogsstyrelsen, Jönköping).</w:t>
+      </w:r>
+    </w:p>
+    <w:p>
+      <w:r>
+        <w:rPr>
+          <w:b/>
+        </w:rPr>
+        <w:t xml:space="preserve">6.4.3 </w:t>
+      </w:r>
+      <w:r>
+        <w:t>Bevarandeåtgärder genomförs för de kända förekomster av rödlistade arter som påverkas av skogsbruk.</w:t>
+      </w:r>
+    </w:p>
+    <w:p>
+      <w:pPr>
+        <w:pStyle w:val="ListBullet"/>
+      </w:pPr>
+      <w:r>
+        <w:rPr>
+          <w:b/>
+          <w:i/>
+        </w:rPr>
+        <w:t xml:space="preserve">Kommentar: </w:t>
+      </w:r>
+      <w:r>
+        <w:rPr>
+          <w:i/>
+        </w:rPr>
+        <w:t>I det avverkningsanmälda skogsområdet har 25 naturvårdsarter varav 19 rödlistade arter sina livsmiljöer och växtplatser.</w:t>
       </w:r>
     </w:p>
     <w:p>
@@ -743,7 +1017,7 @@
     <w:r>
       <w:tab/>
       <w:tab/>
-      <w:t>2026-10-13</w:t>
+      <w:t>2026-10-14</w:t>
       <w:br/>
       <w:br/>
     </w:r>

--- a/klagomål/A 42411-2026 FSC-klagomål.docx
+++ b/klagomål/A 42411-2026 FSC-klagomål.docx
@@ -1017,7 +1017,7 @@
     <w:r>
       <w:tab/>
       <w:tab/>
-      <w:t>2026-10-14</w:t>
+      <w:t>2026-10-15</w:t>
       <w:br/>
       <w:br/>
     </w:r>

--- a/klagomål/A 42411-2026 FSC-klagomål.docx
+++ b/klagomål/A 42411-2026 FSC-klagomål.docx
@@ -178,7 +178,7 @@
       <w:r>
         <w:drawing>
           <wp:inline xmlns:a="http://schemas.openxmlformats.org/drawingml/2006/main" xmlns:pic="http://schemas.openxmlformats.org/drawingml/2006/picture">
-            <wp:extent cx="5299663" cy="5724000"/>
+            <wp:extent cx="5200387" cy="5724000"/>
             <wp:docPr id="1" name="Picture 1"/>
             <wp:cNvGraphicFramePr>
               <a:graphicFrameLocks noChangeAspect="1"/>
@@ -199,7 +199,7 @@
                   <pic:spPr>
                     <a:xfrm>
                       <a:off x="0" y="0"/>
-                      <a:ext cx="5299663" cy="5724000"/>
+                      <a:ext cx="5200387" cy="5724000"/>
                     </a:xfrm>
                     <a:prstGeom prst="rect"/>
                   </pic:spPr>
@@ -221,7 +221,7 @@
     </w:p>
     <w:p>
       <w:r>
-        <w:t>I och inom 25 meter från avverkningsanmälan finns fynd av 25 naturvårdsarter, varav 19 är rödlistade, 1 är fridlyst, 6 är typiska (T) och 5 är signalarter (S): duvspindling (VU), granrotspindling (VU), gulsträngad fagerspindling (VU), pluggtrattskivling (VU), svartgrön spindling (VU), trollspindling (VU), vit taggsvamp (VU), ädellav (VU, T), blå slemspindling (NT, T), blå taggsvamp (NT, T), fjällig taggsvamp s.str. (NT), flattoppad klubbsvamp (NT), odörspindling (NT), orangepudrad klotterlav (NT), rödfläckig zontaggsvamp (NT), svart taggsvamp (NT), sårläka (NT, T), vårärt (NT, T), äggspindling (NT), anisspindling (S), brandmusseron (S), fransig jordstjärna (S), kragjordstjärna (S), nästrot (S, §8) och kransmossa (T). Se Figur 1.</w:t>
+        <w:t>I och inom 25 meter från avverkningsanmälan finns fynd av 27 naturvårdsarter, varav 21 är rödlistade, 1 är fridlyst, 6 är typiska (T) och 5 är signalarter (S): bullspindling (VU), duvspindling (VU), granrotspindling (VU), gulsträngad fagerspindling (VU), pluggtrattskivling (VU), svartgrön spindling (VU), trollspindling (VU), vit taggsvamp (VU), ädellav (VU, T), blå slemspindling (NT, T), blå taggsvamp (NT, T), fjällig taggsvamp s.str. (NT), flattoppad klubbsvamp (NT), odörspindling (NT), orangepudrad klotterlav (NT), rödfläckig zontaggsvamp (NT), skarp dropptaggsvamp (NT), svart taggsvamp (NT), sårläka (NT, T), vårärt (NT, T), äggspindling (NT), anisspindling (S), brandmusseron (S), fransig jordstjärna (S), kragjordstjärna (S), nästrot (S, §8) och kransmossa (T). Se Figur 1.</w:t>
       </w:r>
     </w:p>
     <w:p>
@@ -252,6 +252,17 @@
         <w:rPr>
           <w:b/>
         </w:rPr>
+        <w:t>Bullspindling (VU)</w:t>
+      </w:r>
+      <w:r>
+        <w:t xml:space="preserve"> är en kräsen och mycket bra signalart för skyddsvärda äldre granskogar på kalkrik mark. Den är placerad högst upp i Skogsstyrelsens värdepyramid för bedömning av skog med höga naturvärden och skogsbruk, främst kalavverkning utgör ett stort hot mot arten. Artens minskningstakt uppgår till 30 % inom 50 år och överstiger gränsvärdet för Sårbar (VU) (SLU Artdatabanken, 2024; Nitare &amp; Skogsstyrelsen, 2019).</w:t>
+      </w:r>
+    </w:p>
+    <w:p>
+      <w:r>
+        <w:rPr>
+          <w:b/>
+        </w:rPr>
         <w:t>Duvspindling (VU)</w:t>
       </w:r>
       <w:r>
@@ -464,6 +475,17 @@
       </w:r>
       <w:r>
         <w:t xml:space="preserve"> bildar mykorrhiza med gran i barrskog på kalkrik eller annan basiskt påverkad mark. Den totala populationen i landet har minskat och bedöms fortsätta minska till följd av avverkning av äldre kalkbarrskog. Det finns inga indikationer på att arten långsiktigt kan etablera eller reproducera sig i skogsbestånd som brukas med trakthyggesmetoder, markberedning, gödsling eller föryngring med förädlat plantmaterial (SLU Artdatabanken, 2026).</w:t>
+      </w:r>
+    </w:p>
+    <w:p>
+      <w:r>
+        <w:rPr>
+          <w:b/>
+        </w:rPr>
+        <w:t xml:space="preserve">Skarp dropptaggsvamp (NT) </w:t>
+      </w:r>
+      <w:r>
+        <w:t>bildar mykorrhiza med både gran och tall, främst i barrskogar med trädkontinuitet. Arten uppträder dels i näringsrik kalkbarrskog och dels i sur lavtallskog. Kalkbarrskogarna är ofta grandominerade, olikåldriga och skiktade på frisk mark med ett örtrikt vegetationsskikt. Lavtallskogarna är i regel magra, torra, ljusöppna och ofta brandpräglade. Den totala populationen i landet har minskat och bedöms fortsätta minska till följd av avverkning av äldre barrskogar. Arten har begränsad förmåga att återetablera sig efter slutavverkning eller andra storskaliga skogsbruksåtgärder. Det saknas indikationer på att arten långsiktigt kan etablera eller reproducera sig i skogsbestånd som brukas med metoder som trakthyggesbruk, markberedning, gödsling eller föryngring med förädlat plantmaterial. Minskningstakten för den svenska populationen bedöms vara nära gränsvärdet för Sårbar (VU) (SLU Artdatabanken, 2026).</w:t>
       </w:r>
     </w:p>
     <w:p>
@@ -673,7 +695,7 @@
         <w:rPr>
           <w:i/>
         </w:rPr>
-        <w:t>I det avverkningsanmälda skogsområdet har 24 rödlistade arter och signalarter påträffats. Detta ska jämföras med Skogsstyrelsens uppföljning 2017 av nyckelbiotoper som visade att man i genomsnitt hittar 20,6 olika rödlistade arter och signalarter i en nyckelbiotop (Wijk, S. 2017. Biologisk mångfald i nyckelbiotoper – Resultat från inventeringen “Uppföljning biologisk mångfald” 2009–2015. Rapport 4/2017 Skogsstyrelsen, Jönköping).</w:t>
+        <w:t>I det avverkningsanmälda skogsområdet har 26 rödlistade arter och signalarter påträffats. Detta ska jämföras med Skogsstyrelsens uppföljning 2017 av nyckelbiotoper som visade att man i genomsnitt hittar 20,6 olika rödlistade arter och signalarter i en nyckelbiotop (Wijk, S. 2017. Biologisk mångfald i nyckelbiotoper – Resultat från inventeringen “Uppföljning biologisk mångfald” 2009–2015. Rapport 4/2017 Skogsstyrelsen, Jönköping).</w:t>
       </w:r>
     </w:p>
     <w:p>
@@ -702,7 +724,7 @@
         <w:rPr>
           <w:i/>
         </w:rPr>
-        <w:t>I det avverkningsanmälda skogsområdet har 25 naturvårdsarter varav 19 rödlistade arter sina livsmiljöer och växtplatser.</w:t>
+        <w:t>I det avverkningsanmälda skogsområdet har 27 naturvårdsarter varav 21 rödlistade arter sina livsmiljöer och växtplatser.</w:t>
       </w:r>
     </w:p>
     <w:p>
@@ -1017,7 +1039,7 @@
     <w:r>
       <w:tab/>
       <w:tab/>
-      <w:t>2026-10-15</w:t>
+      <w:t>2026-10-16</w:t>
       <w:br/>
       <w:br/>
     </w:r>

--- a/klagomål/A 42411-2026 FSC-klagomål.docx
+++ b/klagomål/A 42411-2026 FSC-klagomål.docx
@@ -1039,7 +1039,7 @@
     <w:r>
       <w:tab/>
       <w:tab/>
-      <w:t>2026-10-16</w:t>
+      <w:t>2026-10-17</w:t>
       <w:br/>
       <w:br/>
     </w:r>

--- a/klagomål/A 42411-2026 FSC-klagomål.docx
+++ b/klagomål/A 42411-2026 FSC-klagomål.docx
@@ -1039,7 +1039,7 @@
     <w:r>
       <w:tab/>
       <w:tab/>
-      <w:t>2026-10-17</w:t>
+      <w:t>2026-10-18</w:t>
       <w:br/>
       <w:br/>
     </w:r>

--- a/klagomål/A 42411-2026 FSC-klagomål.docx
+++ b/klagomål/A 42411-2026 FSC-klagomål.docx
@@ -1039,7 +1039,7 @@
     <w:r>
       <w:tab/>
       <w:tab/>
-      <w:t>2026-10-18</w:t>
+      <w:t>2026-10-19</w:t>
       <w:br/>
       <w:br/>
     </w:r>

--- a/klagomål/A 42411-2026 FSC-klagomål.docx
+++ b/klagomål/A 42411-2026 FSC-klagomål.docx
@@ -1039,7 +1039,7 @@
     <w:r>
       <w:tab/>
       <w:tab/>
-      <w:t>2026-10-19</w:t>
+      <w:t>2026-10-20</w:t>
       <w:br/>
       <w:br/>
     </w:r>

--- a/klagomål/A 42411-2026 FSC-klagomål.docx
+++ b/klagomål/A 42411-2026 FSC-klagomål.docx
@@ -1039,7 +1039,7 @@
     <w:r>
       <w:tab/>
       <w:tab/>
-      <w:t>2026-10-20</w:t>
+      <w:t>2026-10-21</w:t>
       <w:br/>
       <w:br/>
     </w:r>

--- a/klagomål/A 42411-2026 FSC-klagomål.docx
+++ b/klagomål/A 42411-2026 FSC-klagomål.docx
@@ -1039,7 +1039,7 @@
     <w:r>
       <w:tab/>
       <w:tab/>
-      <w:t>2026-10-21</w:t>
+      <w:t>2026-10-22</w:t>
       <w:br/>
       <w:br/>
     </w:r>

--- a/klagomål/A 42411-2026 FSC-klagomål.docx
+++ b/klagomål/A 42411-2026 FSC-klagomål.docx
@@ -1039,7 +1039,7 @@
     <w:r>
       <w:tab/>
       <w:tab/>
-      <w:t>2026-10-22</w:t>
+      <w:t>2026-10-23</w:t>
       <w:br/>
       <w:br/>
     </w:r>

--- a/klagomål/A 42411-2026 FSC-klagomål.docx
+++ b/klagomål/A 42411-2026 FSC-klagomål.docx
@@ -1039,7 +1039,7 @@
     <w:r>
       <w:tab/>
       <w:tab/>
-      <w:t>2026-10-23</w:t>
+      <w:t>2026-10-24</w:t>
       <w:br/>
       <w:br/>
     </w:r>

--- a/klagomål/A 42411-2026 FSC-klagomål.docx
+++ b/klagomål/A 42411-2026 FSC-klagomål.docx
@@ -1039,7 +1039,7 @@
     <w:r>
       <w:tab/>
       <w:tab/>
-      <w:t>2026-10-24</w:t>
+      <w:t>2026-10-25</w:t>
       <w:br/>
       <w:br/>
     </w:r>

--- a/klagomål/A 42411-2026 FSC-klagomål.docx
+++ b/klagomål/A 42411-2026 FSC-klagomål.docx
@@ -1039,7 +1039,7 @@
     <w:r>
       <w:tab/>
       <w:tab/>
-      <w:t>2026-10-25</w:t>
+      <w:t>2026-10-26</w:t>
       <w:br/>
       <w:br/>
     </w:r>

--- a/klagomål/A 42411-2026 FSC-klagomål.docx
+++ b/klagomål/A 42411-2026 FSC-klagomål.docx
@@ -1039,7 +1039,7 @@
     <w:r>
       <w:tab/>
       <w:tab/>
-      <w:t>2026-10-26</w:t>
+      <w:t>2026-10-27</w:t>
       <w:br/>
       <w:br/>
     </w:r>

--- a/klagomål/A 42411-2026 FSC-klagomål.docx
+++ b/klagomål/A 42411-2026 FSC-klagomål.docx
@@ -1039,7 +1039,7 @@
     <w:r>
       <w:tab/>
       <w:tab/>
-      <w:t>2026-10-27</w:t>
+      <w:t>2026-10-28</w:t>
       <w:br/>
       <w:br/>
     </w:r>

--- a/klagomål/A 42411-2026 FSC-klagomål.docx
+++ b/klagomål/A 42411-2026 FSC-klagomål.docx
@@ -1039,7 +1039,7 @@
     <w:r>
       <w:tab/>
       <w:tab/>
-      <w:t>2026-10-28</w:t>
+      <w:t>2026-10-29</w:t>
       <w:br/>
       <w:br/>
     </w:r>

--- a/klagomål/A 42411-2026 FSC-klagomål.docx
+++ b/klagomål/A 42411-2026 FSC-klagomål.docx
@@ -1039,7 +1039,7 @@
     <w:r>
       <w:tab/>
       <w:tab/>
-      <w:t>2026-10-29</w:t>
+      <w:t>2026-10-31</w:t>
       <w:br/>
       <w:br/>
     </w:r>
